--- a/kits/doc-accessibility/templates/snapshot-report-template.docx
+++ b/kits/doc-accessibility/templates/snapshot-report-template.docx
@@ -778,7 +778,7 @@
     </w:p>
     <w:p>
       <w:r>
-        <w:t>We read {{PAGES_CRAWLED}} web pages on {{CRAWL_DATE}}, following your site's robots.txt rules and leaving at least one second between requests. For each file we checked tags, real text versus scanned images, title, language, form fields, bookmarks and security settings, using open-source tools.</w:t>
+        <w:t>We read {{PAGES_CRAWLED}} web pages on {{CRAWL_DATE}}, following your site's robots.txt rules and leaving at least {{CRAWL_DELAY}} between requests. For each file we checked tags, real text versus scanned images, title, language, form fields, bookmarks and security settings, using open-source tools.</w:t>
       </w:r>
     </w:p>
     <w:p>
